--- a/server/exports/previews/Hernandez, Clarissa B. - Work Experience Sheet.docx
+++ b/server/exports/previews/Hernandez, Clarissa B. - Work Experience Sheet.docx
@@ -45,37 +45,37 @@
             </w:pPr>
             <w:r>
               <w:rPr>
-                <w:rFonts w:ascii="Arial" w:eastAsia="Arial" w:hAnsi="Arial" w:cs="Arial"/>
+                <w:rFonts w:ascii="Arial Narrow" w:eastAsia="Times New Roman" w:hAnsi="Arial Narrow" w:cs="Arial"/>
                 <w:b/>
                 <w:bCs/>
                 <w:i/>
                 <w:iCs/>
                 <w:color w:val="FFFFFF"/>
-                <w:sz w:val="24"/>
+                <w:sz w:val="28"/>
               </w:rPr>
               <w:t>WORK</w:t>
             </w:r>
             <w:r>
               <w:rPr>
-                <w:rFonts w:ascii="Arial" w:eastAsia="Arial" w:hAnsi="Arial" w:cs="Arial"/>
+                <w:rFonts w:ascii="Arial Narrow" w:eastAsia="Times New Roman" w:hAnsi="Arial Narrow" w:cs="Arial"/>
                 <w:b/>
                 <w:bCs/>
                 <w:i/>
                 <w:iCs/>
                 <w:color w:val="FFFFFF"/>
-                <w:sz w:val="24"/>
+                <w:sz w:val="28"/>
               </w:rPr>
               <w:t xml:space="preserve"> EXPERIENCE</w:t>
             </w:r>
             <w:r>
               <w:rPr>
-                <w:rFonts w:ascii="Arial" w:eastAsia="Arial" w:hAnsi="Arial" w:cs="Arial"/>
+                <w:rFonts w:ascii="Arial Narrow" w:eastAsia="Times New Roman" w:hAnsi="Arial Narrow" w:cs="Arial"/>
                 <w:b/>
                 <w:bCs/>
                 <w:i/>
                 <w:iCs/>
                 <w:color w:val="FFFFFF"/>
-                <w:sz w:val="24"/>
+                <w:sz w:val="28"/>
               </w:rPr>
               <w:t xml:space="preserve"> SHEET</w:t>
             </w:r>
@@ -115,15 +115,15 @@
             </w:pPr>
             <w:r>
               <w:rPr>
-                <w:rFonts w:ascii="Arial" w:eastAsia="Arial" w:hAnsi="Arial" w:cs="Arial"/>
-                <w:sz w:val="24"/>
+                <w:rFonts w:ascii="Arial Narrow" w:eastAsia="Times New Roman" w:hAnsi="Arial Narrow" w:cs="Arial"/>
+                <w:sz w:val="16"/>
                 <w:szCs w:val="16"/>
               </w:rPr>
               <w:t> </w:t>
             </w:r>
             <w:r>
               <w:rPr>
-                <w:rFonts w:ascii="Arial" w:hAnsi="Arial" w:cs="Arial" w:eastAsia="Arial"/>
+                <w:rFonts w:ascii="Arial" w:hAnsi="Arial" w:cs="Arial"/>
                 <w:b/>
                 <w:i/>
                 <w:sz w:val="24"/>
@@ -133,7 +133,7 @@
             </w:r>
             <w:r>
               <w:rPr>
-                <w:rFonts w:ascii="Arial" w:hAnsi="Arial" w:cs="Arial" w:eastAsia="Arial"/>
+                <w:rFonts w:ascii="Arial" w:hAnsi="Arial" w:cs="Arial"/>
                 <w:b/>
                 <w:i/>
                 <w:sz w:val="24"/>
@@ -143,7 +143,7 @@
             </w:r>
             <w:r>
               <w:rPr>
-                <w:rFonts w:ascii="Arial" w:hAnsi="Arial" w:cs="Arial" w:eastAsia="Arial"/>
+                <w:rFonts w:ascii="Arial" w:hAnsi="Arial" w:cs="Arial"/>
                 <w:i/>
                 <w:sz w:val="24"/>
                 <w:szCs w:val="24"/>
@@ -152,7 +152,7 @@
             </w:r>
             <w:r>
               <w:rPr>
-                <w:rFonts w:ascii="Arial" w:hAnsi="Arial" w:cs="Arial" w:eastAsia="Arial"/>
+                <w:rFonts w:ascii="Arial" w:hAnsi="Arial" w:cs="Arial"/>
                 <w:i/>
                 <w:sz w:val="24"/>
                 <w:szCs w:val="24"/>
@@ -161,7 +161,7 @@
             </w:r>
             <w:r>
               <w:rPr>
-                <w:rFonts w:ascii="Arial" w:hAnsi="Arial" w:cs="Arial" w:eastAsia="Arial"/>
+                <w:rFonts w:ascii="Arial" w:hAnsi="Arial" w:cs="Arial"/>
                 <w:i/>
                 <w:sz w:val="24"/>
                 <w:szCs w:val="24"/>
@@ -170,7 +170,7 @@
             </w:r>
             <w:r>
               <w:rPr>
-                <w:rFonts w:ascii="Arial" w:hAnsi="Arial" w:cs="Arial" w:eastAsia="Arial"/>
+                <w:rFonts w:ascii="Arial" w:hAnsi="Arial" w:cs="Arial"/>
                 <w:i/>
                 <w:sz w:val="24"/>
                 <w:szCs w:val="24"/>
@@ -179,7 +179,7 @@
             </w:r>
             <w:r>
               <w:rPr>
-                <w:rFonts w:ascii="Arial" w:hAnsi="Arial" w:cs="Arial" w:eastAsia="Arial"/>
+                <w:rFonts w:ascii="Arial" w:hAnsi="Arial" w:cs="Arial"/>
                 <w:i/>
                 <w:sz w:val="24"/>
                 <w:szCs w:val="24"/>
@@ -188,7 +188,7 @@
             </w:r>
             <w:r>
               <w:rPr>
-                <w:rFonts w:ascii="Arial" w:hAnsi="Arial" w:cs="Arial" w:eastAsia="Arial"/>
+                <w:rFonts w:ascii="Arial" w:hAnsi="Arial" w:cs="Arial"/>
                 <w:i/>
                 <w:sz w:val="24"/>
                 <w:szCs w:val="24"/>
@@ -225,7 +225,7 @@
             </w:pPr>
             <w:r>
               <w:rPr>
-                <w:rFonts w:ascii="Arial" w:hAnsi="Arial" w:cs="Arial" w:eastAsia="Arial"/>
+                <w:rFonts w:ascii="Arial" w:hAnsi="Arial" w:cs="Arial"/>
                 <w:i/>
                 <w:sz w:val="24"/>
                 <w:szCs w:val="24"/>
@@ -234,7 +234,7 @@
             </w:r>
             <w:r>
               <w:rPr>
-                <w:rFonts w:ascii="Arial" w:hAnsi="Arial" w:cs="Arial" w:eastAsia="Arial"/>
+                <w:rFonts w:ascii="Arial" w:hAnsi="Arial" w:cs="Arial"/>
                 <w:i/>
                 <w:sz w:val="24"/>
                 <w:szCs w:val="24"/>
@@ -243,7 +243,7 @@
             </w:r>
             <w:r>
               <w:rPr>
-                <w:rFonts w:ascii="Arial" w:hAnsi="Arial" w:cs="Arial" w:eastAsia="Arial"/>
+                <w:rFonts w:ascii="Arial" w:hAnsi="Arial" w:cs="Arial"/>
                 <w:b/>
                 <w:i/>
                 <w:sz w:val="24"/>
@@ -253,7 +253,7 @@
             </w:r>
             <w:r>
               <w:rPr>
-                <w:rFonts w:ascii="Arial" w:hAnsi="Arial" w:cs="Arial" w:eastAsia="Arial"/>
+                <w:rFonts w:ascii="Arial" w:hAnsi="Arial" w:cs="Arial"/>
                 <w:i/>
                 <w:sz w:val="24"/>
                 <w:szCs w:val="24"/>
@@ -262,7 +262,7 @@
             </w:r>
             <w:r>
               <w:rPr>
-                <w:rFonts w:ascii="Arial" w:hAnsi="Arial" w:cs="Arial" w:eastAsia="Arial"/>
+                <w:rFonts w:ascii="Arial" w:hAnsi="Arial" w:cs="Arial"/>
                 <w:i/>
                 <w:sz w:val="24"/>
                 <w:szCs w:val="24"/>
@@ -271,7 +271,7 @@
             </w:r>
             <w:r>
               <w:rPr>
-                <w:rFonts w:ascii="Arial" w:hAnsi="Arial" w:cs="Arial" w:eastAsia="Arial"/>
+                <w:rFonts w:ascii="Arial" w:hAnsi="Arial" w:cs="Arial"/>
                 <w:i/>
                 <w:sz w:val="24"/>
                 <w:szCs w:val="24"/>
@@ -280,8 +280,8 @@
             </w:r>
             <w:r>
               <w:rPr>
-                <w:rFonts w:ascii="Arial" w:eastAsia="Arial" w:hAnsi="Arial" w:cs="Arial"/>
-                <w:sz w:val="24"/>
+                <w:rFonts w:ascii="Arial Narrow" w:eastAsia="Times New Roman" w:hAnsi="Arial Narrow" w:cs="Arial"/>
+                <w:sz w:val="16"/>
                 <w:szCs w:val="16"/>
               </w:rPr>
               <w:t> </w:t>
@@ -291,7 +291,7 @@
       </w:tr>
       <w:tr>
         <w:trPr>
-          <w:trHeight w:val="555"/>
+          <w:trHeight w:val="1988"/>
         </w:trPr>
         <w:tc>
           <w:tcPr>
@@ -305,166 +305,308 @@
             <w:vAlign w:val="center"/>
             <w:hideMark/>
           </w:tcPr>
-          <w:p/>
-          <w:p>
-            <w:pPr>
-              <w:spacing w:after="0" w:line="240" w:lineRule="auto"/>
-            </w:pPr>
-            <w:r>
-              <w:rPr>
-                <w:rFonts w:ascii="Arial" w:hAnsi="Arial" w:eastAsia="Arial"/>
-                <w:b/>
-                <w:sz w:val="24"/>
-              </w:rPr>
-              <w:t xml:space="preserve">Duration:  </w:t>
-            </w:r>
-            <w:r>
-              <w:rPr>
-                <w:rFonts w:ascii="Arial" w:hAnsi="Arial" w:eastAsia="Arial"/>
-                <w:sz w:val="24"/>
-              </w:rPr>
-              <w:t>01 December 2015 - 30 June 2026</w:t>
-            </w:r>
-          </w:p>
-          <w:p>
-            <w:pPr>
-              <w:spacing w:after="0" w:line="240" w:lineRule="auto"/>
-            </w:pPr>
-            <w:r>
-              <w:rPr>
-                <w:rFonts w:ascii="Arial" w:hAnsi="Arial" w:eastAsia="Arial"/>
-                <w:b/>
-                <w:sz w:val="24"/>
-              </w:rPr>
-              <w:t xml:space="preserve">Position:  </w:t>
-            </w:r>
-            <w:r>
-              <w:rPr>
-                <w:rFonts w:ascii="Arial" w:hAnsi="Arial" w:eastAsia="Arial"/>
-                <w:sz w:val="24"/>
-              </w:rPr>
-              <w:t>Pharmacist I</w:t>
-            </w:r>
-          </w:p>
-          <w:p>
-            <w:pPr>
-              <w:spacing w:after="0" w:line="240" w:lineRule="auto"/>
-            </w:pPr>
-            <w:r>
-              <w:rPr>
-                <w:rFonts w:ascii="Arial" w:hAnsi="Arial" w:eastAsia="Arial"/>
-                <w:b/>
-                <w:sz w:val="24"/>
-              </w:rPr>
-              <w:t xml:space="preserve">Name of Office/Unit:  </w:t>
-            </w:r>
-            <w:r>
-              <w:rPr>
-                <w:rFonts w:ascii="Arial" w:hAnsi="Arial" w:eastAsia="Arial"/>
-                <w:sz w:val="24"/>
-              </w:rPr>
-              <w:t>DOH Southern Tagalog Regional Hospital</w:t>
-            </w:r>
-          </w:p>
-          <w:p>
-            <w:pPr>
-              <w:spacing w:after="0" w:line="240" w:lineRule="auto"/>
-            </w:pPr>
-            <w:r>
-              <w:rPr>
-                <w:rFonts w:ascii="Arial" w:hAnsi="Arial" w:eastAsia="Arial"/>
-                <w:b/>
-                <w:sz w:val="24"/>
-              </w:rPr>
-              <w:t xml:space="preserve">Immediate Supervisor:  </w:t>
-            </w:r>
-            <w:r>
-              <w:rPr>
-                <w:rFonts w:ascii="Arial" w:hAnsi="Arial" w:eastAsia="Arial"/>
-                <w:sz w:val="24"/>
-              </w:rPr>
-              <w:t>DOH Southern Tagalog Regional Hospital</w:t>
-            </w:r>
-          </w:p>
-          <w:p>
-            <w:pPr>
-              <w:spacing w:after="0" w:line="240" w:lineRule="auto"/>
-            </w:pPr>
-            <w:r>
-              <w:rPr>
-                <w:rFonts w:ascii="Arial" w:hAnsi="Arial" w:eastAsia="Arial"/>
-                <w:b/>
-                <w:sz w:val="24"/>
-              </w:rPr>
-              <w:t xml:space="preserve">Name of Agency/Organization and Location:  </w:t>
-            </w:r>
-            <w:r>
-              <w:rPr>
-                <w:rFonts w:ascii="Arial" w:hAnsi="Arial" w:eastAsia="Arial"/>
-                <w:sz w:val="24"/>
-              </w:rPr>
-              <w:t>DOH Southern Tagalog Regional Hospital</w:t>
-            </w:r>
-          </w:p>
-          <w:p/>
-          <w:p>
-            <w:pPr>
-              <w:spacing w:after="0" w:line="240" w:lineRule="auto"/>
-            </w:pPr>
-            <w:r>
-              <w:rPr>
-                <w:rFonts w:ascii="Arial" w:hAnsi="Arial" w:eastAsia="Arial"/>
-                <w:b/>
-                <w:sz w:val="24"/>
+          <w:p>
+            <w:pPr>
+              <w:spacing w:after="0" w:line="240" w:lineRule="auto"/>
+              <w:rPr>
+                <w:rFonts w:ascii="Arial Narrow" w:eastAsia="Times New Roman" w:hAnsi="Arial Narrow" w:cs="Arial"/>
+                <w:b/>
+                <w:bCs/>
+                <w:sz w:val="20"/>
+                <w:szCs w:val="20"/>
+              </w:rPr>
+            </w:pPr>
+          </w:p>
+          <w:p>
+            <w:pPr>
+              <w:pStyle w:val="ListParagraph"/>
+              <w:numPr>
+                <w:ilvl w:val="0"/>
+                <w:numId w:val="1"/>
+              </w:numPr>
+              <w:spacing w:after="0" w:line="240" w:lineRule="auto"/>
+              <w:ind w:left="990" w:hanging="270"/>
+              <w:jc w:val="both"/>
+              <w:rPr>
+                <w:rFonts w:ascii="Arial" w:hAnsi="Arial" w:cs="Arial"/>
+                <w:sz w:val="24"/>
+                <w:szCs w:val="24"/>
+              </w:rPr>
+            </w:pPr>
+            <w:r>
+              <w:rPr>
+                <w:rFonts w:ascii="Arial" w:hAnsi="Arial" w:cs="Arial"/>
+                <w:sz w:val="24"/>
+                <w:szCs w:val="24"/>
+              </w:rPr>
+              <w:t xml:space="preserve">Duration:  1 December 2015 – 30 June 2026</w:t>
+            </w:r>
+          </w:p>
+          <w:p>
+            <w:pPr>
+              <w:pStyle w:val="ListParagraph"/>
+              <w:numPr>
+                <w:ilvl w:val="0"/>
+                <w:numId w:val="1"/>
+              </w:numPr>
+              <w:spacing w:after="0" w:line="240" w:lineRule="auto"/>
+              <w:ind w:left="990" w:hanging="270"/>
+              <w:jc w:val="both"/>
+              <w:rPr>
+                <w:rFonts w:ascii="Arial" w:hAnsi="Arial" w:cs="Arial"/>
+                <w:sz w:val="24"/>
+                <w:szCs w:val="24"/>
+              </w:rPr>
+            </w:pPr>
+            <w:r>
+              <w:rPr>
+                <w:rFonts w:ascii="Arial" w:hAnsi="Arial" w:cs="Arial"/>
+                <w:sz w:val="24"/>
+                <w:szCs w:val="24"/>
+              </w:rPr>
+              <w:t xml:space="preserve">Position:  Pharmacist I</w:t>
+            </w:r>
+          </w:p>
+          <w:p>
+            <w:pPr>
+              <w:pStyle w:val="ListParagraph"/>
+              <w:numPr>
+                <w:ilvl w:val="0"/>
+                <w:numId w:val="1"/>
+              </w:numPr>
+              <w:spacing w:after="0" w:line="240" w:lineRule="auto"/>
+              <w:ind w:left="990" w:hanging="270"/>
+              <w:jc w:val="both"/>
+              <w:rPr>
+                <w:rFonts w:ascii="Arial" w:hAnsi="Arial" w:cs="Arial"/>
+                <w:sz w:val="24"/>
+                <w:szCs w:val="24"/>
+              </w:rPr>
+            </w:pPr>
+            <w:r>
+              <w:rPr>
+                <w:rFonts w:ascii="Arial" w:hAnsi="Arial" w:cs="Arial"/>
+                <w:sz w:val="24"/>
+                <w:szCs w:val="24"/>
+              </w:rPr>
+              <w:t>Name of Office/Unit: DOH Southern Tagalog Regional Hospital</w:t>
+            </w:r>
+          </w:p>
+          <w:p>
+            <w:pPr>
+              <w:pStyle w:val="ListParagraph"/>
+              <w:numPr>
+                <w:ilvl w:val="0"/>
+                <w:numId w:val="1"/>
+              </w:numPr>
+              <w:spacing w:after="0" w:line="240" w:lineRule="auto"/>
+              <w:ind w:left="990" w:hanging="270"/>
+              <w:jc w:val="both"/>
+              <w:rPr>
+                <w:rFonts w:ascii="Arial" w:hAnsi="Arial" w:cs="Arial"/>
+                <w:sz w:val="24"/>
+                <w:szCs w:val="24"/>
+              </w:rPr>
+            </w:pPr>
+            <w:r>
+              <w:rPr>
+                <w:rFonts w:ascii="Arial" w:hAnsi="Arial" w:cs="Arial"/>
+                <w:sz w:val="24"/>
+                <w:szCs w:val="24"/>
+              </w:rPr>
+              <w:t>Immediate Supervisor: DOH Southern Tagalog Regional Hospital</w:t>
+            </w:r>
+          </w:p>
+          <w:p>
+            <w:pPr>
+              <w:pStyle w:val="ListParagraph"/>
+              <w:numPr>
+                <w:ilvl w:val="0"/>
+                <w:numId w:val="1"/>
+              </w:numPr>
+              <w:spacing w:after="0" w:line="240" w:lineRule="auto"/>
+              <w:ind w:left="990" w:hanging="270"/>
+              <w:jc w:val="both"/>
+              <w:rPr>
+                <w:rFonts w:ascii="Arial" w:hAnsi="Arial" w:cs="Arial"/>
+                <w:sz w:val="24"/>
+                <w:szCs w:val="24"/>
+              </w:rPr>
+            </w:pPr>
+            <w:r>
+              <w:rPr>
+                <w:rFonts w:ascii="Arial" w:hAnsi="Arial" w:cs="Arial"/>
+                <w:sz w:val="24"/>
+                <w:szCs w:val="24"/>
+              </w:rPr>
+              <w:t xml:space="preserve"> Name of Agency/Organization and Location: DOH Southern Tagalog Regional Hospital</w:t>
+            </w:r>
+          </w:p>
+          <w:p>
+            <w:pPr>
+              <w:spacing w:after="0" w:line="240" w:lineRule="auto"/>
+              <w:ind w:left="994"/>
+              <w:jc w:val="both"/>
+              <w:rPr>
+                <w:rFonts w:ascii="Arial" w:hAnsi="Arial" w:cs="Arial"/>
+                <w:b/>
+                <w:sz w:val="24"/>
+                <w:szCs w:val="24"/>
+              </w:rPr>
+            </w:pPr>
+          </w:p>
+          <w:p>
+            <w:pPr>
+              <w:pStyle w:val="ListParagraph"/>
+              <w:numPr>
+                <w:ilvl w:val="0"/>
+                <w:numId w:val="1"/>
+              </w:numPr>
+              <w:spacing w:after="0" w:line="240" w:lineRule="auto"/>
+              <w:rPr>
+                <w:rFonts w:ascii="Arial" w:hAnsi="Arial" w:cs="Arial"/>
+                <w:b/>
+                <w:sz w:val="24"/>
+                <w:szCs w:val="24"/>
+              </w:rPr>
+            </w:pPr>
+            <w:r>
+              <w:rPr>
+                <w:rFonts w:ascii="Arial" w:hAnsi="Arial" w:cs="Arial"/>
+                <w:sz w:val="24"/>
+                <w:szCs w:val="24"/>
               </w:rPr>
               <w:t>List of Accomplishments and Contributions (if any)</w:t>
             </w:r>
           </w:p>
           <w:p>
             <w:pPr>
-              <w:spacing w:after="0" w:line="240" w:lineRule="auto"/>
-            </w:pPr>
-            <w:r>
-              <w:rPr>
-                <w:rFonts w:ascii="Arial" w:hAnsi="Arial" w:eastAsia="Arial"/>
-                <w:sz w:val="24"/>
+              <w:pStyle w:val="ListParagraph"/>
+              <w:numPr>
+                <w:ilvl w:val="1"/>
+                <w:numId w:val="1"/>
+              </w:numPr>
+              <w:spacing w:after="0" w:line="240" w:lineRule="auto"/>
+              <w:rPr>
+                <w:rFonts w:ascii="Arial" w:hAnsi="Arial" w:cs="Arial"/>
+                <w:b/>
+                <w:sz w:val="24"/>
+                <w:szCs w:val="24"/>
+              </w:rPr>
+            </w:pPr>
+            <w:r>
+              <w:rPr>
+                <w:rFonts w:ascii="Arial" w:hAnsi="Arial" w:cs="Arial"/>
+                <w:sz w:val="24"/>
+                <w:szCs w:val="24"/>
               </w:rPr>
               <w:t>N/A</w:t>
             </w:r>
           </w:p>
-          <w:p/>
-          <w:p>
-            <w:pPr>
-              <w:spacing w:after="0" w:line="240" w:lineRule="auto"/>
-            </w:pPr>
-            <w:r>
-              <w:rPr>
-                <w:rFonts w:ascii="Arial" w:hAnsi="Arial" w:eastAsia="Arial"/>
-                <w:b/>
-                <w:sz w:val="24"/>
-              </w:rPr>
-              <w:t>Summary of Actual Duties</w:t>
-            </w:r>
-          </w:p>
-          <w:p>
-            <w:pPr>
-              <w:spacing w:after="0" w:line="240" w:lineRule="auto"/>
-            </w:pPr>
-            <w:r>
-              <w:rPr>
-                <w:rFonts w:ascii="Arial" w:hAnsi="Arial" w:eastAsia="Arial"/>
-                <w:sz w:val="24"/>
-              </w:rPr>
-              <w:t>o</w:t>
-              <w:tab/>
+          <w:p>
+            <w:pPr>
+              <w:spacing w:after="0" w:line="240" w:lineRule="auto"/>
+              <w:ind w:left="1800"/>
+              <w:rPr>
+                <w:rFonts w:ascii="Arial" w:hAnsi="Arial" w:cs="Arial"/>
+                <w:b/>
+                <w:sz w:val="24"/>
+                <w:szCs w:val="24"/>
+              </w:rPr>
+            </w:pPr>
+            <w:r>
+              <w:rPr>
+                <w:rFonts w:ascii="Arial" w:hAnsi="Arial" w:cs="Arial"/>
+                <w:sz w:val="24"/>
+                <w:szCs w:val="24"/>
+              </w:rPr>
+              <w:t xml:space="preserve"> </w:t>
+            </w:r>
+          </w:p>
+          <w:p>
+            <w:pPr>
+              <w:pStyle w:val="ListParagraph"/>
+              <w:numPr>
+                <w:ilvl w:val="0"/>
+                <w:numId w:val="1"/>
+              </w:numPr>
+              <w:spacing w:after="0" w:line="240" w:lineRule="auto"/>
+              <w:rPr>
+                <w:rFonts w:ascii="Arial" w:hAnsi="Arial" w:cs="Arial"/>
+                <w:b/>
+                <w:sz w:val="24"/>
+                <w:szCs w:val="24"/>
+              </w:rPr>
+            </w:pPr>
+            <w:r>
+              <w:rPr>
+                <w:rFonts w:ascii="Arial" w:hAnsi="Arial" w:cs="Arial"/>
+                <w:sz w:val="24"/>
+                <w:szCs w:val="24"/>
+              </w:rPr>
+              <w:t>Summary of Actual</w:t>
+            </w:r>
+            <w:r>
+              <w:rPr>
+                <w:rFonts w:ascii="Arial" w:hAnsi="Arial" w:cs="Arial"/>
+                <w:sz w:val="24"/>
+                <w:szCs w:val="24"/>
+              </w:rPr>
+              <w:t xml:space="preserve"> Duties</w:t>
+            </w:r>
+          </w:p>
+          <w:p>
+            <w:pPr>
+              <w:pStyle w:val="ListParagraph"/>
+              <w:spacing w:after="0" w:line="240" w:lineRule="auto"/>
+              <w:ind w:left="1440"/>
+              <w:rPr>
+                <w:rFonts w:ascii="Arial" w:hAnsi="Arial" w:cs="Arial"/>
+                <w:sz w:val="24"/>
+                <w:szCs w:val="24"/>
+              </w:rPr>
+            </w:pPr>
+          </w:p>
+          <w:p>
+            <w:pPr>
+              <w:pStyle w:val="ListParagraph"/>
+              <w:numPr>
+                <w:ilvl w:val="1"/>
+                <w:numId w:val="1"/>
+              </w:numPr>
+              <w:spacing w:after="0" w:line="240" w:lineRule="auto"/>
+              <w:rPr>
+                <w:rFonts w:ascii="Arial" w:hAnsi="Arial" w:cs="Arial"/>
+                <w:sz w:val="24"/>
+                <w:szCs w:val="24"/>
+              </w:rPr>
+            </w:pPr>
+            <w:r>
+              <w:rPr>
+                <w:rFonts w:ascii="Arial" w:hAnsi="Arial" w:cs="Arial"/>
+                <w:sz w:val="24"/>
+                <w:szCs w:val="24"/>
+              </w:rPr>
               <w:t>Responsible in performing administrative and technical tasks e.g., pre-screening of applicants, preparation of monthly report on accession and separation, report on appointments issued, preparation of minutes of meetings of various HR committees, monitoring of trainings conducted, responds to queries, and performs other related functions.</w:t>
             </w:r>
+          </w:p>
+          <w:p>
+            <w:pPr>
+              <w:spacing w:after="0" w:line="240" w:lineRule="auto"/>
+              <w:rPr>
+                <w:rFonts w:ascii="Arial Narrow" w:eastAsia="Times New Roman" w:hAnsi="Arial Narrow" w:cs="Arial"/>
+                <w:b/>
+                <w:bCs/>
+                <w:sz w:val="20"/>
+                <w:szCs w:val="20"/>
+              </w:rPr>
+            </w:pPr>
           </w:p>
         </w:tc>
       </w:tr>
       <w:tr>
         <w:trPr>
-          <w:trHeight w:val="555"/>
+          <w:trHeight w:val="1988"/>
         </w:trPr>
         <w:tc>
           <w:tcPr>
@@ -478,164 +620,308 @@
             <w:vAlign w:val="center"/>
             <w:hideMark/>
           </w:tcPr>
-          <w:p/>
-          <w:p>
-            <w:pPr>
-              <w:spacing w:after="0" w:line="240" w:lineRule="auto"/>
-            </w:pPr>
-            <w:r>
-              <w:rPr>
-                <w:rFonts w:ascii="Arial" w:hAnsi="Arial" w:eastAsia="Arial"/>
-                <w:b/>
-                <w:sz w:val="24"/>
-              </w:rPr>
-              <w:t xml:space="preserve">Duration:  </w:t>
-            </w:r>
-            <w:r>
-              <w:rPr>
-                <w:rFonts w:ascii="Arial" w:hAnsi="Arial" w:eastAsia="Arial"/>
-                <w:sz w:val="24"/>
-              </w:rPr>
-              <w:t>29 July 2024 - 29 June 2026</w:t>
-            </w:r>
-          </w:p>
-          <w:p>
-            <w:pPr>
-              <w:spacing w:after="0" w:line="240" w:lineRule="auto"/>
-            </w:pPr>
-            <w:r>
-              <w:rPr>
-                <w:rFonts w:ascii="Arial" w:hAnsi="Arial" w:eastAsia="Arial"/>
-                <w:b/>
-                <w:sz w:val="24"/>
-              </w:rPr>
-              <w:t xml:space="preserve">Position:  </w:t>
-            </w:r>
-            <w:r>
-              <w:rPr>
-                <w:rFonts w:ascii="Arial" w:hAnsi="Arial" w:eastAsia="Arial"/>
-                <w:sz w:val="24"/>
-              </w:rPr>
-              <w:t>Administrative Aide I</w:t>
-            </w:r>
-          </w:p>
-          <w:p>
-            <w:pPr>
-              <w:spacing w:after="0" w:line="240" w:lineRule="auto"/>
-            </w:pPr>
-            <w:r>
-              <w:rPr>
-                <w:rFonts w:ascii="Arial" w:hAnsi="Arial" w:eastAsia="Arial"/>
-                <w:b/>
-                <w:sz w:val="24"/>
-              </w:rPr>
-              <w:t xml:space="preserve">Name of Office/Unit:  </w:t>
-            </w:r>
-            <w:r>
-              <w:rPr>
-                <w:rFonts w:ascii="Arial" w:hAnsi="Arial" w:eastAsia="Arial"/>
-                <w:sz w:val="24"/>
-              </w:rPr>
-              <w:t>Information and Communication Technology Section</w:t>
-            </w:r>
-          </w:p>
-          <w:p>
-            <w:pPr>
-              <w:spacing w:after="0" w:line="240" w:lineRule="auto"/>
-            </w:pPr>
-            <w:r>
-              <w:rPr>
-                <w:rFonts w:ascii="Arial" w:hAnsi="Arial" w:eastAsia="Arial"/>
-                <w:b/>
-                <w:sz w:val="24"/>
-              </w:rPr>
-              <w:t xml:space="preserve">Immediate Supervisor:  </w:t>
-            </w:r>
-            <w:r>
-              <w:rPr>
-                <w:rFonts w:ascii="Arial" w:hAnsi="Arial" w:eastAsia="Arial"/>
-                <w:sz w:val="24"/>
-              </w:rPr>
-              <w:t>Jacob Montevirgen</w:t>
-            </w:r>
-          </w:p>
-          <w:p>
-            <w:pPr>
-              <w:spacing w:after="0" w:line="240" w:lineRule="auto"/>
-            </w:pPr>
-            <w:r>
-              <w:rPr>
-                <w:rFonts w:ascii="Arial" w:hAnsi="Arial" w:eastAsia="Arial"/>
-                <w:b/>
-                <w:sz w:val="24"/>
-              </w:rPr>
-              <w:t xml:space="preserve">Name of Agency/Organization and Location:  </w:t>
-            </w:r>
-            <w:r>
-              <w:rPr>
-                <w:rFonts w:ascii="Arial" w:hAnsi="Arial" w:eastAsia="Arial"/>
-                <w:sz w:val="24"/>
-              </w:rPr>
-              <w:t>Isok, Boac, Marinduque</w:t>
-            </w:r>
-          </w:p>
-          <w:p/>
-          <w:p>
-            <w:pPr>
-              <w:spacing w:after="0" w:line="240" w:lineRule="auto"/>
-            </w:pPr>
-            <w:r>
-              <w:rPr>
-                <w:rFonts w:ascii="Arial" w:hAnsi="Arial" w:eastAsia="Arial"/>
-                <w:b/>
-                <w:sz w:val="24"/>
+          <w:p>
+            <w:pPr>
+              <w:spacing w:after="0" w:line="240" w:lineRule="auto"/>
+              <w:rPr>
+                <w:rFonts w:ascii="Arial Narrow" w:eastAsia="Times New Roman" w:hAnsi="Arial Narrow" w:cs="Arial"/>
+                <w:b/>
+                <w:bCs/>
+                <w:sz w:val="20"/>
+                <w:szCs w:val="20"/>
+              </w:rPr>
+            </w:pPr>
+          </w:p>
+          <w:p>
+            <w:pPr>
+              <w:pStyle w:val="ListParagraph"/>
+              <w:numPr>
+                <w:ilvl w:val="0"/>
+                <w:numId w:val="1"/>
+              </w:numPr>
+              <w:spacing w:after="0" w:line="240" w:lineRule="auto"/>
+              <w:ind w:left="990" w:hanging="270"/>
+              <w:jc w:val="both"/>
+              <w:rPr>
+                <w:rFonts w:ascii="Arial" w:hAnsi="Arial" w:cs="Arial"/>
+                <w:sz w:val="24"/>
+                <w:szCs w:val="24"/>
+              </w:rPr>
+            </w:pPr>
+            <w:r>
+              <w:rPr>
+                <w:rFonts w:ascii="Arial" w:hAnsi="Arial" w:cs="Arial"/>
+                <w:sz w:val="24"/>
+                <w:szCs w:val="24"/>
+              </w:rPr>
+              <w:t xml:space="preserve">Duration:  29 July 2024 – 29 June 2026</w:t>
+            </w:r>
+          </w:p>
+          <w:p>
+            <w:pPr>
+              <w:pStyle w:val="ListParagraph"/>
+              <w:numPr>
+                <w:ilvl w:val="0"/>
+                <w:numId w:val="1"/>
+              </w:numPr>
+              <w:spacing w:after="0" w:line="240" w:lineRule="auto"/>
+              <w:ind w:left="990" w:hanging="270"/>
+              <w:jc w:val="both"/>
+              <w:rPr>
+                <w:rFonts w:ascii="Arial" w:hAnsi="Arial" w:cs="Arial"/>
+                <w:sz w:val="24"/>
+                <w:szCs w:val="24"/>
+              </w:rPr>
+            </w:pPr>
+            <w:r>
+              <w:rPr>
+                <w:rFonts w:ascii="Arial" w:hAnsi="Arial" w:cs="Arial"/>
+                <w:sz w:val="24"/>
+                <w:szCs w:val="24"/>
+              </w:rPr>
+              <w:t xml:space="preserve">Position:  Administrative Aide I</w:t>
+            </w:r>
+          </w:p>
+          <w:p>
+            <w:pPr>
+              <w:pStyle w:val="ListParagraph"/>
+              <w:numPr>
+                <w:ilvl w:val="0"/>
+                <w:numId w:val="1"/>
+              </w:numPr>
+              <w:spacing w:after="0" w:line="240" w:lineRule="auto"/>
+              <w:ind w:left="990" w:hanging="270"/>
+              <w:jc w:val="both"/>
+              <w:rPr>
+                <w:rFonts w:ascii="Arial" w:hAnsi="Arial" w:cs="Arial"/>
+                <w:sz w:val="24"/>
+                <w:szCs w:val="24"/>
+              </w:rPr>
+            </w:pPr>
+            <w:r>
+              <w:rPr>
+                <w:rFonts w:ascii="Arial" w:hAnsi="Arial" w:cs="Arial"/>
+                <w:sz w:val="24"/>
+                <w:szCs w:val="24"/>
+              </w:rPr>
+              <w:t>Name of Office/Unit: Information and Communication Technology Section</w:t>
+            </w:r>
+          </w:p>
+          <w:p>
+            <w:pPr>
+              <w:pStyle w:val="ListParagraph"/>
+              <w:numPr>
+                <w:ilvl w:val="0"/>
+                <w:numId w:val="1"/>
+              </w:numPr>
+              <w:spacing w:after="0" w:line="240" w:lineRule="auto"/>
+              <w:ind w:left="990" w:hanging="270"/>
+              <w:jc w:val="both"/>
+              <w:rPr>
+                <w:rFonts w:ascii="Arial" w:hAnsi="Arial" w:cs="Arial"/>
+                <w:sz w:val="24"/>
+                <w:szCs w:val="24"/>
+              </w:rPr>
+            </w:pPr>
+            <w:r>
+              <w:rPr>
+                <w:rFonts w:ascii="Arial" w:hAnsi="Arial" w:cs="Arial"/>
+                <w:sz w:val="24"/>
+                <w:szCs w:val="24"/>
+              </w:rPr>
+              <w:t>Immediate Supervisor: Jacob Montevirgen</w:t>
+            </w:r>
+          </w:p>
+          <w:p>
+            <w:pPr>
+              <w:pStyle w:val="ListParagraph"/>
+              <w:numPr>
+                <w:ilvl w:val="0"/>
+                <w:numId w:val="1"/>
+              </w:numPr>
+              <w:spacing w:after="0" w:line="240" w:lineRule="auto"/>
+              <w:ind w:left="990" w:hanging="270"/>
+              <w:jc w:val="both"/>
+              <w:rPr>
+                <w:rFonts w:ascii="Arial" w:hAnsi="Arial" w:cs="Arial"/>
+                <w:sz w:val="24"/>
+                <w:szCs w:val="24"/>
+              </w:rPr>
+            </w:pPr>
+            <w:r>
+              <w:rPr>
+                <w:rFonts w:ascii="Arial" w:hAnsi="Arial" w:cs="Arial"/>
+                <w:sz w:val="24"/>
+                <w:szCs w:val="24"/>
+              </w:rPr>
+              <w:t xml:space="preserve"> Name of Agency/Organization and Location: Isok, Boac, Marinduque</w:t>
+            </w:r>
+          </w:p>
+          <w:p>
+            <w:pPr>
+              <w:spacing w:after="0" w:line="240" w:lineRule="auto"/>
+              <w:ind w:left="994"/>
+              <w:jc w:val="both"/>
+              <w:rPr>
+                <w:rFonts w:ascii="Arial" w:hAnsi="Arial" w:cs="Arial"/>
+                <w:b/>
+                <w:sz w:val="24"/>
+                <w:szCs w:val="24"/>
+              </w:rPr>
+            </w:pPr>
+          </w:p>
+          <w:p>
+            <w:pPr>
+              <w:pStyle w:val="ListParagraph"/>
+              <w:numPr>
+                <w:ilvl w:val="0"/>
+                <w:numId w:val="1"/>
+              </w:numPr>
+              <w:spacing w:after="0" w:line="240" w:lineRule="auto"/>
+              <w:rPr>
+                <w:rFonts w:ascii="Arial" w:hAnsi="Arial" w:cs="Arial"/>
+                <w:b/>
+                <w:sz w:val="24"/>
+                <w:szCs w:val="24"/>
+              </w:rPr>
+            </w:pPr>
+            <w:r>
+              <w:rPr>
+                <w:rFonts w:ascii="Arial" w:hAnsi="Arial" w:cs="Arial"/>
+                <w:sz w:val="24"/>
+                <w:szCs w:val="24"/>
               </w:rPr>
               <w:t>List of Accomplishments and Contributions (if any)</w:t>
             </w:r>
           </w:p>
           <w:p>
             <w:pPr>
-              <w:spacing w:after="0" w:line="240" w:lineRule="auto"/>
-            </w:pPr>
-            <w:r>
-              <w:rPr>
-                <w:rFonts w:ascii="Arial" w:hAnsi="Arial" w:eastAsia="Arial"/>
-                <w:sz w:val="24"/>
+              <w:pStyle w:val="ListParagraph"/>
+              <w:numPr>
+                <w:ilvl w:val="1"/>
+                <w:numId w:val="1"/>
+              </w:numPr>
+              <w:spacing w:after="0" w:line="240" w:lineRule="auto"/>
+              <w:rPr>
+                <w:rFonts w:ascii="Arial" w:hAnsi="Arial" w:cs="Arial"/>
+                <w:b/>
+                <w:sz w:val="24"/>
+                <w:szCs w:val="24"/>
+              </w:rPr>
+            </w:pPr>
+            <w:r>
+              <w:rPr>
+                <w:rFonts w:ascii="Arial" w:hAnsi="Arial" w:cs="Arial"/>
+                <w:sz w:val="24"/>
+                <w:szCs w:val="24"/>
               </w:rPr>
               <w:t>Responsible in performing administrative and technical tasks e.g., pre-screening of applicants, preparation of monthly report on accession and separation, report on appointments issued, preparation of minutes of meetings of various HR committees, monitoring of trainings conducted, responds to queries, and performs other related functions.</w:t>
             </w:r>
           </w:p>
-          <w:p/>
-          <w:p>
-            <w:pPr>
-              <w:spacing w:after="0" w:line="240" w:lineRule="auto"/>
-            </w:pPr>
-            <w:r>
-              <w:rPr>
-                <w:rFonts w:ascii="Arial" w:hAnsi="Arial" w:eastAsia="Arial"/>
-                <w:b/>
-                <w:sz w:val="24"/>
-              </w:rPr>
-              <w:t>Summary of Actual Duties</w:t>
-            </w:r>
-          </w:p>
-          <w:p>
-            <w:pPr>
-              <w:spacing w:after="0" w:line="240" w:lineRule="auto"/>
-            </w:pPr>
-            <w:r>
-              <w:rPr>
-                <w:rFonts w:ascii="Arial" w:hAnsi="Arial" w:eastAsia="Arial"/>
-                <w:sz w:val="24"/>
+          <w:p>
+            <w:pPr>
+              <w:spacing w:after="0" w:line="240" w:lineRule="auto"/>
+              <w:ind w:left="1800"/>
+              <w:rPr>
+                <w:rFonts w:ascii="Arial" w:hAnsi="Arial" w:cs="Arial"/>
+                <w:b/>
+                <w:sz w:val="24"/>
+                <w:szCs w:val="24"/>
+              </w:rPr>
+            </w:pPr>
+            <w:r>
+              <w:rPr>
+                <w:rFonts w:ascii="Arial" w:hAnsi="Arial" w:cs="Arial"/>
+                <w:sz w:val="24"/>
+                <w:szCs w:val="24"/>
+              </w:rPr>
+              <w:t xml:space="preserve"> </w:t>
+            </w:r>
+          </w:p>
+          <w:p>
+            <w:pPr>
+              <w:pStyle w:val="ListParagraph"/>
+              <w:numPr>
+                <w:ilvl w:val="0"/>
+                <w:numId w:val="1"/>
+              </w:numPr>
+              <w:spacing w:after="0" w:line="240" w:lineRule="auto"/>
+              <w:rPr>
+                <w:rFonts w:ascii="Arial" w:hAnsi="Arial" w:cs="Arial"/>
+                <w:b/>
+                <w:sz w:val="24"/>
+                <w:szCs w:val="24"/>
+              </w:rPr>
+            </w:pPr>
+            <w:r>
+              <w:rPr>
+                <w:rFonts w:ascii="Arial" w:hAnsi="Arial" w:cs="Arial"/>
+                <w:sz w:val="24"/>
+                <w:szCs w:val="24"/>
+              </w:rPr>
+              <w:t>Summary of Actual</w:t>
+            </w:r>
+            <w:r>
+              <w:rPr>
+                <w:rFonts w:ascii="Arial" w:hAnsi="Arial" w:cs="Arial"/>
+                <w:sz w:val="24"/>
+                <w:szCs w:val="24"/>
+              </w:rPr>
+              <w:t xml:space="preserve"> Duties</w:t>
+            </w:r>
+          </w:p>
+          <w:p>
+            <w:pPr>
+              <w:pStyle w:val="ListParagraph"/>
+              <w:spacing w:after="0" w:line="240" w:lineRule="auto"/>
+              <w:ind w:left="1440"/>
+              <w:rPr>
+                <w:rFonts w:ascii="Arial" w:hAnsi="Arial" w:cs="Arial"/>
+                <w:sz w:val="24"/>
+                <w:szCs w:val="24"/>
+              </w:rPr>
+            </w:pPr>
+          </w:p>
+          <w:p>
+            <w:pPr>
+              <w:pStyle w:val="ListParagraph"/>
+              <w:numPr>
+                <w:ilvl w:val="1"/>
+                <w:numId w:val="1"/>
+              </w:numPr>
+              <w:spacing w:after="0" w:line="240" w:lineRule="auto"/>
+              <w:rPr>
+                <w:rFonts w:ascii="Arial" w:hAnsi="Arial" w:cs="Arial"/>
+                <w:sz w:val="24"/>
+                <w:szCs w:val="24"/>
+              </w:rPr>
+            </w:pPr>
+            <w:r>
+              <w:rPr>
+                <w:rFonts w:ascii="Arial" w:hAnsi="Arial" w:cs="Arial"/>
+                <w:sz w:val="24"/>
+                <w:szCs w:val="24"/>
               </w:rPr>
               <w:t>Responsible in performing administrative and technical tasks e.g., pre-screening of applicants, preparation of monthly report on accession and separation, report on appointments issued, preparation of minutes of meetings of various HR committees, monitoring of trainings conducted, responds to queries, and performs other related functions.</w:t>
             </w:r>
+          </w:p>
+          <w:p>
+            <w:pPr>
+              <w:spacing w:after="0" w:line="240" w:lineRule="auto"/>
+              <w:rPr>
+                <w:rFonts w:ascii="Arial Narrow" w:eastAsia="Times New Roman" w:hAnsi="Arial Narrow" w:cs="Arial"/>
+                <w:b/>
+                <w:bCs/>
+                <w:sz w:val="20"/>
+                <w:szCs w:val="20"/>
+              </w:rPr>
+            </w:pPr>
           </w:p>
         </w:tc>
       </w:tr>
       <w:tr>
         <w:trPr>
-          <w:trHeight w:val="555"/>
+          <w:trHeight w:val="1988"/>
         </w:trPr>
         <w:tc>
           <w:tcPr>
@@ -649,144 +935,302 @@
             <w:vAlign w:val="center"/>
             <w:hideMark/>
           </w:tcPr>
-          <w:p/>
-          <w:p>
-            <w:pPr>
-              <w:spacing w:after="0" w:line="240" w:lineRule="auto"/>
-            </w:pPr>
-            <w:r>
-              <w:rPr>
-                <w:rFonts w:ascii="Arial" w:hAnsi="Arial" w:eastAsia="Arial"/>
-                <w:b/>
-                <w:sz w:val="24"/>
-              </w:rPr>
-              <w:t xml:space="preserve">Duration:  </w:t>
-            </w:r>
-            <w:r>
-              <w:rPr>
-                <w:rFonts w:ascii="Arial" w:hAnsi="Arial" w:eastAsia="Arial"/>
-                <w:sz w:val="24"/>
-              </w:rPr>
-              <w:t>02 January 2012 - 31 December 2014</w:t>
-            </w:r>
-          </w:p>
-          <w:p>
-            <w:pPr>
-              <w:spacing w:after="0" w:line="240" w:lineRule="auto"/>
-            </w:pPr>
-            <w:r>
-              <w:rPr>
-                <w:rFonts w:ascii="Arial" w:hAnsi="Arial" w:eastAsia="Arial"/>
-                <w:b/>
-                <w:sz w:val="24"/>
-              </w:rPr>
-              <w:t xml:space="preserve">Position:  </w:t>
-            </w:r>
-            <w:r>
-              <w:rPr>
-                <w:rFonts w:ascii="Arial" w:hAnsi="Arial" w:eastAsia="Arial"/>
-                <w:sz w:val="24"/>
-              </w:rPr>
-              <w:t>Administrative Assistant II</w:t>
-            </w:r>
-          </w:p>
-          <w:p>
-            <w:pPr>
-              <w:spacing w:after="0" w:line="240" w:lineRule="auto"/>
-            </w:pPr>
-            <w:r>
-              <w:rPr>
-                <w:rFonts w:ascii="Arial" w:hAnsi="Arial" w:eastAsia="Arial"/>
-                <w:b/>
-                <w:sz w:val="24"/>
-              </w:rPr>
-              <w:t xml:space="preserve">Name of Office/Unit:  </w:t>
-            </w:r>
-          </w:p>
-          <w:p>
-            <w:pPr>
-              <w:spacing w:after="0" w:line="240" w:lineRule="auto"/>
-            </w:pPr>
-            <w:r>
-              <w:rPr>
-                <w:rFonts w:ascii="Arial" w:hAnsi="Arial" w:eastAsia="Arial"/>
-                <w:b/>
-                <w:sz w:val="24"/>
-              </w:rPr>
-              <w:t xml:space="preserve">Immediate Supervisor:  </w:t>
-            </w:r>
-          </w:p>
-          <w:p>
-            <w:pPr>
-              <w:spacing w:after="0" w:line="240" w:lineRule="auto"/>
-            </w:pPr>
-            <w:r>
-              <w:rPr>
-                <w:rFonts w:ascii="Arial" w:hAnsi="Arial" w:eastAsia="Arial"/>
-                <w:b/>
-                <w:sz w:val="24"/>
-              </w:rPr>
-              <w:t xml:space="preserve">Name of Agency/Organization and Location:  </w:t>
-            </w:r>
-            <w:r>
-              <w:rPr>
-                <w:rFonts w:ascii="Arial" w:hAnsi="Arial" w:eastAsia="Arial"/>
-                <w:sz w:val="24"/>
-              </w:rPr>
-              <w:t>Provincial Government of Marinduque</w:t>
-            </w:r>
-          </w:p>
-          <w:p/>
-          <w:p>
-            <w:pPr>
-              <w:spacing w:after="0" w:line="240" w:lineRule="auto"/>
-            </w:pPr>
-            <w:r>
-              <w:rPr>
-                <w:rFonts w:ascii="Arial" w:hAnsi="Arial" w:eastAsia="Arial"/>
-                <w:b/>
-                <w:sz w:val="24"/>
+          <w:p>
+            <w:pPr>
+              <w:spacing w:after="0" w:line="240" w:lineRule="auto"/>
+              <w:rPr>
+                <w:rFonts w:ascii="Arial Narrow" w:eastAsia="Times New Roman" w:hAnsi="Arial Narrow" w:cs="Arial"/>
+                <w:b/>
+                <w:bCs/>
+                <w:sz w:val="20"/>
+                <w:szCs w:val="20"/>
+              </w:rPr>
+            </w:pPr>
+          </w:p>
+          <w:p>
+            <w:pPr>
+              <w:pStyle w:val="ListParagraph"/>
+              <w:numPr>
+                <w:ilvl w:val="0"/>
+                <w:numId w:val="1"/>
+              </w:numPr>
+              <w:spacing w:after="0" w:line="240" w:lineRule="auto"/>
+              <w:ind w:left="990" w:hanging="270"/>
+              <w:jc w:val="both"/>
+              <w:rPr>
+                <w:rFonts w:ascii="Arial" w:hAnsi="Arial" w:cs="Arial"/>
+                <w:sz w:val="24"/>
+                <w:szCs w:val="24"/>
+              </w:rPr>
+            </w:pPr>
+            <w:r>
+              <w:rPr>
+                <w:rFonts w:ascii="Arial" w:hAnsi="Arial" w:cs="Arial"/>
+                <w:sz w:val="24"/>
+                <w:szCs w:val="24"/>
+              </w:rPr>
+              <w:t xml:space="preserve">Duration:  2 January 2012 – 31 December 2014</w:t>
+            </w:r>
+          </w:p>
+          <w:p>
+            <w:pPr>
+              <w:pStyle w:val="ListParagraph"/>
+              <w:numPr>
+                <w:ilvl w:val="0"/>
+                <w:numId w:val="1"/>
+              </w:numPr>
+              <w:spacing w:after="0" w:line="240" w:lineRule="auto"/>
+              <w:ind w:left="990" w:hanging="270"/>
+              <w:jc w:val="both"/>
+              <w:rPr>
+                <w:rFonts w:ascii="Arial" w:hAnsi="Arial" w:cs="Arial"/>
+                <w:sz w:val="24"/>
+                <w:szCs w:val="24"/>
+              </w:rPr>
+            </w:pPr>
+            <w:r>
+              <w:rPr>
+                <w:rFonts w:ascii="Arial" w:hAnsi="Arial" w:cs="Arial"/>
+                <w:sz w:val="24"/>
+                <w:szCs w:val="24"/>
+              </w:rPr>
+              <w:t xml:space="preserve">Position:  Administrative Assistant II</w:t>
+            </w:r>
+          </w:p>
+          <w:p>
+            <w:pPr>
+              <w:pStyle w:val="ListParagraph"/>
+              <w:numPr>
+                <w:ilvl w:val="0"/>
+                <w:numId w:val="1"/>
+              </w:numPr>
+              <w:spacing w:after="0" w:line="240" w:lineRule="auto"/>
+              <w:ind w:left="990" w:hanging="270"/>
+              <w:jc w:val="both"/>
+              <w:rPr>
+                <w:rFonts w:ascii="Arial" w:hAnsi="Arial" w:cs="Arial"/>
+                <w:sz w:val="24"/>
+                <w:szCs w:val="24"/>
+              </w:rPr>
+            </w:pPr>
+            <w:r>
+              <w:rPr>
+                <w:rFonts w:ascii="Arial" w:hAnsi="Arial" w:cs="Arial"/>
+                <w:sz w:val="24"/>
+                <w:szCs w:val="24"/>
+              </w:rPr>
+              <w:t>Name of Office/Unit: N/A</w:t>
+            </w:r>
+          </w:p>
+          <w:p>
+            <w:pPr>
+              <w:pStyle w:val="ListParagraph"/>
+              <w:numPr>
+                <w:ilvl w:val="0"/>
+                <w:numId w:val="1"/>
+              </w:numPr>
+              <w:spacing w:after="0" w:line="240" w:lineRule="auto"/>
+              <w:ind w:left="990" w:hanging="270"/>
+              <w:jc w:val="both"/>
+              <w:rPr>
+                <w:rFonts w:ascii="Arial" w:hAnsi="Arial" w:cs="Arial"/>
+                <w:sz w:val="24"/>
+                <w:szCs w:val="24"/>
+              </w:rPr>
+            </w:pPr>
+            <w:r>
+              <w:rPr>
+                <w:rFonts w:ascii="Arial" w:hAnsi="Arial" w:cs="Arial"/>
+                <w:sz w:val="24"/>
+                <w:szCs w:val="24"/>
+              </w:rPr>
+              <w:t>Immediate Supervisor: N/A</w:t>
+            </w:r>
+          </w:p>
+          <w:p>
+            <w:pPr>
+              <w:pStyle w:val="ListParagraph"/>
+              <w:numPr>
+                <w:ilvl w:val="0"/>
+                <w:numId w:val="1"/>
+              </w:numPr>
+              <w:spacing w:after="0" w:line="240" w:lineRule="auto"/>
+              <w:ind w:left="990" w:hanging="270"/>
+              <w:jc w:val="both"/>
+              <w:rPr>
+                <w:rFonts w:ascii="Arial" w:hAnsi="Arial" w:cs="Arial"/>
+                <w:sz w:val="24"/>
+                <w:szCs w:val="24"/>
+              </w:rPr>
+            </w:pPr>
+            <w:r>
+              <w:rPr>
+                <w:rFonts w:ascii="Arial" w:hAnsi="Arial" w:cs="Arial"/>
+                <w:sz w:val="24"/>
+                <w:szCs w:val="24"/>
+              </w:rPr>
+              <w:t xml:space="preserve"> Name of Agency/Organization and Location: Provincial Government of Marinduque</w:t>
+            </w:r>
+          </w:p>
+          <w:p>
+            <w:pPr>
+              <w:spacing w:after="0" w:line="240" w:lineRule="auto"/>
+              <w:ind w:left="994"/>
+              <w:jc w:val="both"/>
+              <w:rPr>
+                <w:rFonts w:ascii="Arial" w:hAnsi="Arial" w:cs="Arial"/>
+                <w:b/>
+                <w:sz w:val="24"/>
+                <w:szCs w:val="24"/>
+              </w:rPr>
+            </w:pPr>
+          </w:p>
+          <w:p>
+            <w:pPr>
+              <w:pStyle w:val="ListParagraph"/>
+              <w:numPr>
+                <w:ilvl w:val="0"/>
+                <w:numId w:val="1"/>
+              </w:numPr>
+              <w:spacing w:after="0" w:line="240" w:lineRule="auto"/>
+              <w:rPr>
+                <w:rFonts w:ascii="Arial" w:hAnsi="Arial" w:cs="Arial"/>
+                <w:b/>
+                <w:sz w:val="24"/>
+                <w:szCs w:val="24"/>
+              </w:rPr>
+            </w:pPr>
+            <w:r>
+              <w:rPr>
+                <w:rFonts w:ascii="Arial" w:hAnsi="Arial" w:cs="Arial"/>
+                <w:sz w:val="24"/>
+                <w:szCs w:val="24"/>
               </w:rPr>
               <w:t>List of Accomplishments and Contributions (if any)</w:t>
             </w:r>
           </w:p>
           <w:p>
             <w:pPr>
-              <w:spacing w:after="0" w:line="240" w:lineRule="auto"/>
-            </w:pPr>
-            <w:r>
-              <w:rPr>
-                <w:rFonts w:ascii="Arial" w:hAnsi="Arial" w:eastAsia="Arial"/>
-                <w:sz w:val="24"/>
+              <w:pStyle w:val="ListParagraph"/>
+              <w:numPr>
+                <w:ilvl w:val="1"/>
+                <w:numId w:val="1"/>
+              </w:numPr>
+              <w:spacing w:after="0" w:line="240" w:lineRule="auto"/>
+              <w:rPr>
+                <w:rFonts w:ascii="Arial" w:hAnsi="Arial" w:cs="Arial"/>
+                <w:b/>
+                <w:sz w:val="24"/>
+                <w:szCs w:val="24"/>
+              </w:rPr>
+            </w:pPr>
+            <w:r>
+              <w:rPr>
+                <w:rFonts w:ascii="Arial" w:hAnsi="Arial" w:cs="Arial"/>
+                <w:sz w:val="24"/>
+                <w:szCs w:val="24"/>
               </w:rPr>
               <w:t>N/A</w:t>
             </w:r>
           </w:p>
-          <w:p/>
-          <w:p>
-            <w:pPr>
-              <w:spacing w:after="0" w:line="240" w:lineRule="auto"/>
-            </w:pPr>
-            <w:r>
-              <w:rPr>
-                <w:rFonts w:ascii="Arial" w:hAnsi="Arial" w:eastAsia="Arial"/>
-                <w:b/>
-                <w:sz w:val="24"/>
-              </w:rPr>
-              <w:t>Summary of Actual Duties</w:t>
-            </w:r>
-          </w:p>
-          <w:p>
-            <w:pPr>
-              <w:spacing w:after="0" w:line="240" w:lineRule="auto"/>
-            </w:pPr>
-            <w:r>
-              <w:rPr>
-                <w:rFonts w:ascii="Arial" w:hAnsi="Arial" w:eastAsia="Arial"/>
-                <w:sz w:val="24"/>
+          <w:p>
+            <w:pPr>
+              <w:spacing w:after="0" w:line="240" w:lineRule="auto"/>
+              <w:ind w:left="1800"/>
+              <w:rPr>
+                <w:rFonts w:ascii="Arial" w:hAnsi="Arial" w:cs="Arial"/>
+                <w:b/>
+                <w:sz w:val="24"/>
+                <w:szCs w:val="24"/>
+              </w:rPr>
+            </w:pPr>
+            <w:r>
+              <w:rPr>
+                <w:rFonts w:ascii="Arial" w:hAnsi="Arial" w:cs="Arial"/>
+                <w:sz w:val="24"/>
+                <w:szCs w:val="24"/>
+              </w:rPr>
+              <w:t xml:space="preserve"> </w:t>
+            </w:r>
+          </w:p>
+          <w:p>
+            <w:pPr>
+              <w:pStyle w:val="ListParagraph"/>
+              <w:numPr>
+                <w:ilvl w:val="0"/>
+                <w:numId w:val="1"/>
+              </w:numPr>
+              <w:spacing w:after="0" w:line="240" w:lineRule="auto"/>
+              <w:rPr>
+                <w:rFonts w:ascii="Arial" w:hAnsi="Arial" w:cs="Arial"/>
+                <w:b/>
+                <w:sz w:val="24"/>
+                <w:szCs w:val="24"/>
+              </w:rPr>
+            </w:pPr>
+            <w:r>
+              <w:rPr>
+                <w:rFonts w:ascii="Arial" w:hAnsi="Arial" w:cs="Arial"/>
+                <w:sz w:val="24"/>
+                <w:szCs w:val="24"/>
+              </w:rPr>
+              <w:t>Summary of Actual</w:t>
+            </w:r>
+            <w:r>
+              <w:rPr>
+                <w:rFonts w:ascii="Arial" w:hAnsi="Arial" w:cs="Arial"/>
+                <w:sz w:val="24"/>
+                <w:szCs w:val="24"/>
+              </w:rPr>
+              <w:t xml:space="preserve"> Duties</w:t>
+            </w:r>
+          </w:p>
+          <w:p>
+            <w:pPr>
+              <w:pStyle w:val="ListParagraph"/>
+              <w:spacing w:after="0" w:line="240" w:lineRule="auto"/>
+              <w:ind w:left="1440"/>
+              <w:rPr>
+                <w:rFonts w:ascii="Arial" w:hAnsi="Arial" w:cs="Arial"/>
+                <w:sz w:val="24"/>
+                <w:szCs w:val="24"/>
+              </w:rPr>
+            </w:pPr>
+          </w:p>
+          <w:p>
+            <w:pPr>
+              <w:pStyle w:val="ListParagraph"/>
+              <w:numPr>
+                <w:ilvl w:val="1"/>
+                <w:numId w:val="1"/>
+              </w:numPr>
+              <w:spacing w:after="0" w:line="240" w:lineRule="auto"/>
+              <w:rPr>
+                <w:rFonts w:ascii="Arial" w:hAnsi="Arial" w:cs="Arial"/>
+                <w:sz w:val="24"/>
+                <w:szCs w:val="24"/>
+              </w:rPr>
+            </w:pPr>
+            <w:r>
+              <w:rPr>
+                <w:rFonts w:ascii="Arial" w:hAnsi="Arial" w:cs="Arial"/>
+                <w:sz w:val="24"/>
+                <w:szCs w:val="24"/>
               </w:rPr>
               <w:t>N/A</w:t>
             </w:r>
+          </w:p>
+          <w:p>
+            <w:pPr>
+              <w:spacing w:after="0" w:line="240" w:lineRule="auto"/>
+              <w:rPr>
+                <w:rFonts w:ascii="Arial Narrow" w:eastAsia="Times New Roman" w:hAnsi="Arial Narrow" w:cs="Arial"/>
+                <w:b/>
+                <w:bCs/>
+                <w:sz w:val="20"/>
+                <w:szCs w:val="20"/>
+              </w:rPr>
+            </w:pPr>
           </w:p>
         </w:tc>
       </w:tr>
@@ -794,9 +1238,7 @@
     <w:p>
       <w:r>
         <w:rPr>
-          <w:rFonts w:ascii="Arial" w:hAnsi="Arial" w:eastAsia="Arial"/>
           <w:noProof/>
-          <w:sz w:val="24"/>
           <w:lang w:val="en-PH" w:eastAsia="en-PH"/>
         </w:rPr>
         <mc:AlternateContent>
@@ -929,97 +1371,15 @@
     <w:p>
       <w:pPr>
         <w:spacing w:after="0"/>
-      </w:pPr>
-      <w:r>
-        <w:rPr>
-          <w:rFonts w:ascii="Arial" w:hAnsi="Arial" w:eastAsia="Arial"/>
-          <w:noProof/>
-          <w:sz w:val="24"/>
-          <w:lang w:val="en-PH" w:eastAsia="en-PH"/>
-        </w:rPr>
-        <mc:AlternateContent>
-          <mc:Choice Requires="wps">
-            <w:drawing>
-              <wp:anchor distT="0" distB="0" distL="114300" distR="114300" simplePos="0" relativeHeight="251661312" behindDoc="0" locked="0" layoutInCell="1" allowOverlap="1" wp14:anchorId="687ECA7B" wp14:editId="632ABA55">
-                <wp:simplePos x="0" y="0"/>
-                <wp:positionH relativeFrom="column">
-                  <wp:posOffset>3776980</wp:posOffset>
-                </wp:positionH>
-                <wp:positionV relativeFrom="paragraph">
-                  <wp:posOffset>170180</wp:posOffset>
-                </wp:positionV>
-                <wp:extent cx="2286000" cy="0"/>
-                <wp:effectExtent l="14605" t="14605" r="13970" b="13970"/>
-                <wp:wrapNone/>
-                <wp:docPr id="1" name="AutoShape 3"/>
-                <wp:cNvGraphicFramePr>
-                  <a:graphicFrameLocks xmlns:a="http://schemas.openxmlformats.org/drawingml/2006/main"/>
-                </wp:cNvGraphicFramePr>
-                <a:graphic xmlns:a="http://schemas.openxmlformats.org/drawingml/2006/main">
-                  <a:graphicData uri="http://schemas.microsoft.com/office/word/2010/wordprocessingShape">
-                    <wps:wsp>
-                      <wps:cNvCnPr>
-                        <a:cxnSpLocks noChangeShapeType="1"/>
-                      </wps:cNvCnPr>
-                      <wps:spPr bwMode="auto">
-                        <a:xfrm>
-                          <a:off x="0" y="0"/>
-                          <a:ext cx="2286000" cy="0"/>
-                        </a:xfrm>
-                        <a:prstGeom prst="straightConnector1">
-                          <a:avLst/>
-                        </a:prstGeom>
-                        <a:noFill/>
-                        <a:ln w="12700">
-                          <a:solidFill>
-                            <a:srgbClr val="000000"/>
-                          </a:solidFill>
-                          <a:round/>
-                          <a:headEnd/>
-                          <a:tailEnd/>
-                        </a:ln>
-                        <a:extLst>
-                          <a:ext uri="{909E8E84-426E-40DD-AFC4-6F175D3DCCD1}">
-                            <a14:hiddenFill xmlns:a14="http://schemas.microsoft.com/office/drawing/2010/main">
-                              <a:noFill/>
-                            </a14:hiddenFill>
-                          </a:ext>
-                        </a:extLst>
-                      </wps:spPr>
-                      <wps:bodyPr/>
-                    </wps:wsp>
-                  </a:graphicData>
-                </a:graphic>
-                <wp14:sizeRelH relativeFrom="page">
-                  <wp14:pctWidth>0</wp14:pctWidth>
-                </wp14:sizeRelH>
-                <wp14:sizeRelV relativeFrom="page">
-                  <wp14:pctHeight>0</wp14:pctHeight>
-                </wp14:sizeRelV>
-              </wp:anchor>
-            </w:drawing>
-          </mc:Choice>
-          <mc:Fallback>
-            <w:pict>
-              <v:shapetype w14:anchorId="63D068C7" id="_x0000_t32" coordsize="21600,21600" o:spt="32" o:oned="t" path="m,l21600,21600e" filled="f">
-                <v:path arrowok="t" fillok="f" o:connecttype="none"/>
-                <o:lock v:ext="edit" shapetype="t"/>
-              </v:shapetype>
-              <v:shape id="AutoShape 3" o:spid="_x0000_s1026" type="#_x0000_t32" style="position:absolute;margin-left:297.4pt;margin-top:13.4pt;width:180pt;height:0;z-index:251661312;visibility:visible;mso-wrap-style:square;mso-width-percent:0;mso-height-percent:0;mso-wrap-distance-left:9pt;mso-wrap-distance-top:0;mso-wrap-distance-right:9pt;mso-wrap-distance-bottom:0;mso-position-horizontal:absolute;mso-position-horizontal-relative:text;mso-position-vertical:absolute;mso-position-vertical-relative:text;mso-width-percent:0;mso-height-percent:0;mso-width-relative:page;mso-height-relative:page" o:gfxdata="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" strokeweight="1pt"/>
-            </w:pict>
-          </mc:Fallback>
-        </mc:AlternateContent>
-      </w:r>
-    </w:p>
-    <w:p>
-      <w:pPr>
-        <w:jc w:val="center"/>
+        <w:jc w:val="right"/>
       </w:pPr>
       <w:r>
         <w:rPr>
           <w:rFonts w:ascii="Arial" w:hAnsi="Arial" w:eastAsia="Arial"/>
           <w:b/>
+          <w:noProof/>
           <w:sz w:val="24"/>
+          <w:lang w:val="en-PH" w:eastAsia="en-PH"/>
         </w:rPr>
         <w:t>Clarissa Balmores Hernandez</w:t>
       </w:r>
@@ -1036,7 +1396,7 @@
       </w:pPr>
       <w:r>
         <w:rPr>
-          <w:rFonts w:ascii="Arial" w:hAnsi="Arial" w:cs="Arial" w:eastAsia="Arial"/>
+          <w:rFonts w:ascii="Arial" w:hAnsi="Arial" w:cs="Arial"/>
           <w:sz w:val="24"/>
           <w:szCs w:val="24"/>
         </w:rPr>
@@ -1044,7 +1404,7 @@
       </w:r>
       <w:r>
         <w:rPr>
-          <w:rFonts w:ascii="Arial" w:hAnsi="Arial" w:cs="Arial" w:eastAsia="Arial"/>
+          <w:rFonts w:ascii="Arial" w:hAnsi="Arial" w:cs="Arial"/>
           <w:sz w:val="24"/>
           <w:szCs w:val="24"/>
         </w:rPr>
@@ -1063,7 +1423,7 @@
       </w:pPr>
       <w:r>
         <w:rPr>
-          <w:rFonts w:ascii="Arial" w:hAnsi="Arial" w:cs="Arial" w:eastAsia="Arial"/>
+          <w:rFonts w:ascii="Arial" w:hAnsi="Arial" w:cs="Arial"/>
           <w:sz w:val="24"/>
           <w:szCs w:val="24"/>
         </w:rPr>
@@ -1071,7 +1431,7 @@
       </w:r>
       <w:r>
         <w:rPr>
-          <w:rFonts w:ascii="Arial" w:hAnsi="Arial" w:cs="Arial" w:eastAsia="Arial"/>
+          <w:rFonts w:ascii="Arial" w:hAnsi="Arial" w:cs="Arial"/>
           <w:sz w:val="24"/>
           <w:szCs w:val="24"/>
         </w:rPr>
@@ -1101,7 +1461,7 @@
       </w:pPr>
       <w:r>
         <w:rPr>
-          <w:rFonts w:ascii="Arial" w:hAnsi="Arial" w:cs="Arial" w:eastAsia="Arial"/>
+          <w:rFonts w:ascii="Arial" w:hAnsi="Arial" w:cs="Arial"/>
           <w:sz w:val="24"/>
           <w:szCs w:val="24"/>
         </w:rPr>
@@ -1109,7 +1469,7 @@
       </w:r>
       <w:r>
         <w:rPr>
-          <w:rFonts w:ascii="Arial" w:hAnsi="Arial" w:cs="Arial" w:eastAsia="Arial"/>
+          <w:rFonts w:ascii="Arial" w:hAnsi="Arial" w:cs="Arial"/>
           <w:sz w:val="24"/>
           <w:szCs w:val="24"/>
         </w:rPr>
@@ -2122,12 +2482,13 @@
 </file>
 
 <file path=customXml/item1.xml><?xml version="1.0" encoding="utf-8"?>
-<?mso-contentType ?>
-<FormTemplates xmlns="http://schemas.microsoft.com/sharepoint/v3/contenttype/forms">
-  <Display>DocumentLibraryForm</Display>
-  <Edit>DocumentLibraryForm</Edit>
-  <New>DocumentLibraryForm</New>
-</FormTemplates>
+<p:properties xmlns:p="http://schemas.microsoft.com/office/2006/metadata/properties" xmlns:xsi="http://www.w3.org/2001/XMLSchema-instance" xmlns:pc="http://schemas.microsoft.com/office/infopath/2007/PartnerControls">
+  <documentManagement>
+    <lcf76f155ced4ddcb4097134ff3c332f xmlns="61535973-5223-4bf4-bdcc-6c7df9166676">
+      <Terms xmlns="http://schemas.microsoft.com/office/infopath/2007/PartnerControls"/>
+    </lcf76f155ced4ddcb4097134ff3c332f>
+  </documentManagement>
+</p:properties>
 </file>
 
 <file path=customXml/item2.xml><?xml version="1.0" encoding="utf-8"?>
@@ -2362,19 +2723,20 @@
 </file>
 
 <file path=customXml/item3.xml><?xml version="1.0" encoding="utf-8"?>
-<p:properties xmlns:p="http://schemas.microsoft.com/office/2006/metadata/properties" xmlns:xsi="http://www.w3.org/2001/XMLSchema-instance" xmlns:pc="http://schemas.microsoft.com/office/infopath/2007/PartnerControls">
-  <documentManagement>
-    <lcf76f155ced4ddcb4097134ff3c332f xmlns="61535973-5223-4bf4-bdcc-6c7df9166676">
-      <Terms xmlns="http://schemas.microsoft.com/office/infopath/2007/PartnerControls"/>
-    </lcf76f155ced4ddcb4097134ff3c332f>
-  </documentManagement>
-</p:properties>
+<?mso-contentType ?>
+<FormTemplates xmlns="http://schemas.microsoft.com/sharepoint/v3/contenttype/forms">
+  <Display>DocumentLibraryForm</Display>
+  <Edit>DocumentLibraryForm</Edit>
+  <New>DocumentLibraryForm</New>
+</FormTemplates>
 </file>
 
 <file path=customXml/itemProps1.xml><?xml version="1.0" encoding="utf-8"?>
-<ds:datastoreItem xmlns:ds="http://schemas.openxmlformats.org/officeDocument/2006/customXml" ds:itemID="{DB631A9A-4C02-401B-9E29-C89FB86AD387}">
+<ds:datastoreItem xmlns:ds="http://schemas.openxmlformats.org/officeDocument/2006/customXml" ds:itemID="{AB8EE128-D4BD-4B67-9D8C-A6BC609057C9}">
   <ds:schemaRefs>
-    <ds:schemaRef ds:uri="http://schemas.microsoft.com/sharepoint/v3/contenttype/forms"/>
+    <ds:schemaRef ds:uri="http://schemas.microsoft.com/office/2006/metadata/properties"/>
+    <ds:schemaRef ds:uri="http://schemas.microsoft.com/office/infopath/2007/PartnerControls"/>
+    <ds:schemaRef ds:uri="61535973-5223-4bf4-bdcc-6c7df9166676"/>
   </ds:schemaRefs>
 </ds:datastoreItem>
 </file>
@@ -2399,11 +2761,9 @@
 </file>
 
 <file path=customXml/itemProps3.xml><?xml version="1.0" encoding="utf-8"?>
-<ds:datastoreItem xmlns:ds="http://schemas.openxmlformats.org/officeDocument/2006/customXml" ds:itemID="{AB8EE128-D4BD-4B67-9D8C-A6BC609057C9}">
+<ds:datastoreItem xmlns:ds="http://schemas.openxmlformats.org/officeDocument/2006/customXml" ds:itemID="{DB631A9A-4C02-401B-9E29-C89FB86AD387}">
   <ds:schemaRefs>
-    <ds:schemaRef ds:uri="http://schemas.microsoft.com/office/2006/metadata/properties"/>
-    <ds:schemaRef ds:uri="http://schemas.microsoft.com/office/infopath/2007/PartnerControls"/>
-    <ds:schemaRef ds:uri="61535973-5223-4bf4-bdcc-6c7df9166676"/>
+    <ds:schemaRef ds:uri="http://schemas.microsoft.com/sharepoint/v3/contenttype/forms"/>
   </ds:schemaRefs>
 </ds:datastoreItem>
 </file>